--- a/static/downloads/fr/docx/layer-2/governance-protocol.docx
+++ b/static/downloads/fr/docx/layer-2/governance-protocol.docx
@@ -87,7 +87,7 @@
         <w:t xml:space="preserve"> </w:t>
       </w:r>
       <w:r>
-        <w:t xml:space="preserve">2026-06-26</w:t>
+        <w:t xml:space="preserve">2026-07-07</w:t>
       </w:r>
     </w:p>
     <w:p>
@@ -252,10 +252,10 @@
     </w:p>
     <w:p>
       <w:pPr>
-        <w:pStyle w:val="BlockText"/>
-      </w:pPr>
-      <w:r>
-        <w:t xml:space="preserve">Définit le cycle de vie complet d’une décision collective — de la soumission de proposition à la documentation et à l’appel.</w:t>
+        <w:pStyle w:val="FirstParagraph"/>
+      </w:pPr>
+      <w:r>
+        <w:t xml:space="preserve">&gt; Définit le cycle de vie complet d’une décision collective — de la soumission de proposition à la documentation et à l’appel.</w:t>
       </w:r>
     </w:p>
     <w:p>
@@ -329,24 +329,34 @@
     </w:p>
     <w:p>
       <w:pPr>
-        <w:pStyle w:val="BlockText"/>
-      </w:pPr>
-      <w:r>
-        <w:t xml:space="preserve">**Justification — Pourquoi formaliser la manière dont les propositions entrent dans le système **</w:t>
-      </w:r>
-    </w:p>
-    <w:p>
-      <w:pPr>
-        <w:pStyle w:val="BlockText"/>
-      </w:pPr>
-      <w:r>
-        <w:t xml:space="preserve">Un processus décisionnel qui accepte les propositions de manière informelle — un message, une suggestion verbale, une idée du fondateur — n’a aucun moyen fiable de déterminer ce qui est réellement sur la table. Exiger un format de soumission standard, un emplacement de dépôt et des champs de contenu obligatoires garantit que chaque proposition arrive avec les mêmes informations, visible par tous, traçable dès le premier jour.</w:t>
-      </w:r>
-    </w:p>
-    <w:p>
-      <w:pPr>
-        <w:pStyle w:val="BlockText"/>
-      </w:pPr>
+        <w:pStyle w:val="BodyText"/>
+      </w:pPr>
+      <w:r>
+        <w:t xml:space="preserve">&gt; **Justification — Pourquoi formaliser la manière dont les propositions entrent dans le système **</w:t>
+      </w:r>
+      <w:r>
+        <w:t xml:space="preserve"> </w:t>
+      </w:r>
+      <w:r>
+        <w:t xml:space="preserve">&gt;</w:t>
+      </w:r>
+      <w:r>
+        <w:t xml:space="preserve"> </w:t>
+      </w:r>
+      <w:r>
+        <w:t xml:space="preserve">&gt; Un processus décisionnel qui accepte les propositions de manière informelle — un message, une suggestion verbale, une idée du fondateur — n’a aucun moyen fiable de déterminer ce qui est réellement sur la table. Exiger un format de soumission standard, un emplacement de dépôt et des champs de contenu obligatoires garantit que chaque proposition arrive avec les mêmes informations, visible par tous, traçable dès le premier jour.</w:t>
+      </w:r>
+    </w:p>
+    <w:p>
+      <w:pPr>
+        <w:pStyle w:val="BodyText"/>
+      </w:pPr>
+      <w:r>
+        <w:t xml:space="preserve">&gt;</w:t>
+      </w:r>
+      <w:r>
+        <w:t xml:space="preserve"> </w:t>
+      </w:r>
       <w:r>
         <w:rPr>
           <w:b/>
@@ -354,13 +364,17 @@
         </w:rPr>
         <w:t xml:space="preserve">Instructions — Comment remplir cette section</w:t>
       </w:r>
-    </w:p>
-    <w:p>
-      <w:pPr>
-        <w:pStyle w:val="BlockText"/>
-      </w:pPr>
-      <w:r>
-        <w:t xml:space="preserve">Indique qui peut proposer, où les propositions sont soumises, les champs de contenu obligatoires, et comment le type de décision est déterminé et contesté.</w:t>
+      <w:r>
+        <w:t xml:space="preserve"> </w:t>
+      </w:r>
+      <w:r>
+        <w:t xml:space="preserve">&gt;</w:t>
+      </w:r>
+      <w:r>
+        <w:t xml:space="preserve"> </w:t>
+      </w:r>
+      <w:r>
+        <w:t xml:space="preserve">&gt; Indique qui peut proposer, où les propositions sont soumises, les champs de contenu obligatoires, et comment le type de décision est déterminé et contesté.</w:t>
       </w:r>
     </w:p>
     <w:p>
@@ -508,24 +522,34 @@
     </w:p>
     <w:p>
       <w:pPr>
-        <w:pStyle w:val="BlockText"/>
-      </w:pPr>
-      <w:r>
-        <w:t xml:space="preserve">**Justification — Pourquoi imposer une période minimale de délibération **</w:t>
-      </w:r>
-    </w:p>
-    <w:p>
-      <w:pPr>
-        <w:pStyle w:val="BlockText"/>
-      </w:pPr>
-      <w:r>
-        <w:t xml:space="preserve">Les votes précipités favorisent ceux qui sont déjà attentifs et désavantagent tous les autres. Une période de délibération obligatoire, proportionnelle au poids de la décision, donne aux membres le temps de lire, répondre et soulever des préoccupations avant l’ouverture du vote — afin que le vote reflète un jugement réfléchi, et non une réaction rapide.</w:t>
-      </w:r>
-    </w:p>
-    <w:p>
-      <w:pPr>
-        <w:pStyle w:val="BlockText"/>
-      </w:pPr>
+        <w:pStyle w:val="BodyText"/>
+      </w:pPr>
+      <w:r>
+        <w:t xml:space="preserve">&gt; **Justification — Pourquoi imposer une période minimale de délibération **</w:t>
+      </w:r>
+      <w:r>
+        <w:t xml:space="preserve"> </w:t>
+      </w:r>
+      <w:r>
+        <w:t xml:space="preserve">&gt;</w:t>
+      </w:r>
+      <w:r>
+        <w:t xml:space="preserve"> </w:t>
+      </w:r>
+      <w:r>
+        <w:t xml:space="preserve">&gt; Les votes précipités favorisent ceux qui sont déjà attentifs et désavantagent tous les autres. Une période de délibération obligatoire, proportionnelle au poids de la décision, donne aux membres le temps de lire, répondre et soulever des préoccupations avant l’ouverture du vote — afin que le vote reflète un jugement réfléchi, et non une réaction rapide.</w:t>
+      </w:r>
+    </w:p>
+    <w:p>
+      <w:pPr>
+        <w:pStyle w:val="BodyText"/>
+      </w:pPr>
+      <w:r>
+        <w:t xml:space="preserve">&gt;</w:t>
+      </w:r>
+      <w:r>
+        <w:t xml:space="preserve"> </w:t>
+      </w:r>
       <w:r>
         <w:rPr>
           <w:b/>
@@ -533,13 +557,17 @@
         </w:rPr>
         <w:t xml:space="preserve">Instructions — Comment remplir cette section</w:t>
       </w:r>
-    </w:p>
-    <w:p>
-      <w:pPr>
-        <w:pStyle w:val="BlockText"/>
-      </w:pPr>
-      <w:r>
-        <w:t xml:space="preserve">Nomme les lieux de délibération et les périodes minimales pour les décisions stratégiques et constitutionnelles avant qu’un vote puisse être ouvert.</w:t>
+      <w:r>
+        <w:t xml:space="preserve"> </w:t>
+      </w:r>
+      <w:r>
+        <w:t xml:space="preserve">&gt;</w:t>
+      </w:r>
+      <w:r>
+        <w:t xml:space="preserve"> </w:t>
+      </w:r>
+      <w:r>
+        <w:t xml:space="preserve">&gt; Nomme les lieux de délibération et les périodes minimales pour les décisions stratégiques et constitutionnelles avant qu’un vote puisse être ouvert.</w:t>
       </w:r>
     </w:p>
     <w:p>
@@ -671,24 +699,34 @@
     </w:p>
     <w:p>
       <w:pPr>
-        <w:pStyle w:val="BlockText"/>
-      </w:pPr>
-      <w:r>
-        <w:t xml:space="preserve">**Justification — Pourquoi lier l’exécution au registre **</w:t>
-      </w:r>
-    </w:p>
-    <w:p>
-      <w:pPr>
-        <w:pStyle w:val="BlockText"/>
-      </w:pPr>
-      <w:r>
-        <w:t xml:space="preserve">Une proposition adoptée qui ne parvient jamais à l’artefact concerné n’est une décision que de nom — les règles en vigueur sur le terrain disent toujours ce qu’elles disaient avant. Lier l’exécution à une mise à jour concrète de l’artefact et à une entrée dans l’historique des versions comble l’écart entre ce qui a été décidé et ce qui est réellement en vigueur.</w:t>
-      </w:r>
-    </w:p>
-    <w:p>
-      <w:pPr>
-        <w:pStyle w:val="BlockText"/>
-      </w:pPr>
+        <w:pStyle w:val="BodyText"/>
+      </w:pPr>
+      <w:r>
+        <w:t xml:space="preserve">&gt; **Justification — Pourquoi lier l’exécution au registre **</w:t>
+      </w:r>
+      <w:r>
+        <w:t xml:space="preserve"> </w:t>
+      </w:r>
+      <w:r>
+        <w:t xml:space="preserve">&gt;</w:t>
+      </w:r>
+      <w:r>
+        <w:t xml:space="preserve"> </w:t>
+      </w:r>
+      <w:r>
+        <w:t xml:space="preserve">&gt; Une proposition adoptée qui ne parvient jamais à l’artefact concerné n’est une décision que de nom — les règles en vigueur sur le terrain disent toujours ce qu’elles disaient avant. Lier l’exécution à une mise à jour concrète de l’artefact et à une entrée dans l’historique des versions comble l’écart entre ce qui a été décidé et ce qui est réellement en vigueur.</w:t>
+      </w:r>
+    </w:p>
+    <w:p>
+      <w:pPr>
+        <w:pStyle w:val="BodyText"/>
+      </w:pPr>
+      <w:r>
+        <w:t xml:space="preserve">&gt;</w:t>
+      </w:r>
+      <w:r>
+        <w:t xml:space="preserve"> </w:t>
+      </w:r>
       <w:r>
         <w:rPr>
           <w:b/>
@@ -696,13 +734,17 @@
         </w:rPr>
         <w:t xml:space="preserve">Instructions — Comment remplir cette section</w:t>
       </w:r>
-    </w:p>
-    <w:p>
-      <w:pPr>
-        <w:pStyle w:val="BlockText"/>
-      </w:pPr>
-      <w:r>
-        <w:t xml:space="preserve">Indique ce qui se passe quand une proposition est adoptée (mise à jour des artefacts, historique des versions) et quand elle est rejetée (archivage). Définis un délai pour les deux cas.</w:t>
+      <w:r>
+        <w:t xml:space="preserve"> </w:t>
+      </w:r>
+      <w:r>
+        <w:t xml:space="preserve">&gt;</w:t>
+      </w:r>
+      <w:r>
+        <w:t xml:space="preserve"> </w:t>
+      </w:r>
+      <w:r>
+        <w:t xml:space="preserve">&gt; Indique ce qui se passe quand une proposition est adoptée (mise à jour des artefacts, historique des versions) et quand elle est rejetée (archivage). Définis un délai pour les deux cas.</w:t>
       </w:r>
     </w:p>
     <w:p>
@@ -794,24 +836,34 @@
     </w:p>
     <w:p>
       <w:pPr>
-        <w:pStyle w:val="BlockText"/>
-      </w:pPr>
-      <w:r>
-        <w:t xml:space="preserve">**Justification — Pourquoi documenter chaque résultat, y compris les rejets **</w:t>
-      </w:r>
-    </w:p>
-    <w:p>
-      <w:pPr>
-        <w:pStyle w:val="BlockText"/>
-      </w:pPr>
-      <w:r>
-        <w:t xml:space="preserve">Ne conserver un registre que des décisions adoptées efface l’historique des raisonnements — les membres perdent la trace de ce qui a déjà été examiné et rejeté, et les mêmes débats sont indéfiniment relancés. Archiver les propositions adoptées et rejetées, avec un délai et un registre de décision vérifiable, préserve la mémoire institutionnelle et rend le système de gouvernance auditable.</w:t>
-      </w:r>
-    </w:p>
-    <w:p>
-      <w:pPr>
-        <w:pStyle w:val="BlockText"/>
-      </w:pPr>
+        <w:pStyle w:val="BodyText"/>
+      </w:pPr>
+      <w:r>
+        <w:t xml:space="preserve">&gt; **Justification — Pourquoi documenter chaque résultat, y compris les rejets **</w:t>
+      </w:r>
+      <w:r>
+        <w:t xml:space="preserve"> </w:t>
+      </w:r>
+      <w:r>
+        <w:t xml:space="preserve">&gt;</w:t>
+      </w:r>
+      <w:r>
+        <w:t xml:space="preserve"> </w:t>
+      </w:r>
+      <w:r>
+        <w:t xml:space="preserve">&gt; Ne conserver un registre que des décisions adoptées efface l’historique des raisonnements — les membres perdent la trace de ce qui a déjà été examiné et rejeté, et les mêmes débats sont indéfiniment relancés. Archiver les propositions adoptées et rejetées, avec un délai et un registre de décision vérifiable, préserve la mémoire institutionnelle et rend le système de gouvernance auditable.</w:t>
+      </w:r>
+    </w:p>
+    <w:p>
+      <w:pPr>
+        <w:pStyle w:val="BodyText"/>
+      </w:pPr>
+      <w:r>
+        <w:t xml:space="preserve">&gt;</w:t>
+      </w:r>
+      <w:r>
+        <w:t xml:space="preserve"> </w:t>
+      </w:r>
       <w:r>
         <w:rPr>
           <w:b/>
@@ -819,13 +871,17 @@
         </w:rPr>
         <w:t xml:space="preserve">Instructions — Comment remplir cette section</w:t>
       </w:r>
-    </w:p>
-    <w:p>
-      <w:pPr>
-        <w:pStyle w:val="BlockText"/>
-      </w:pPr>
-      <w:r>
-        <w:t xml:space="preserve">Indique les règles de conservation pour les propositions adoptées et rejetées, ce qui constitue le registre de décision, et l’obligation de mise à jour de l’historique des versions.</w:t>
+      <w:r>
+        <w:t xml:space="preserve"> </w:t>
+      </w:r>
+      <w:r>
+        <w:t xml:space="preserve">&gt;</w:t>
+      </w:r>
+      <w:r>
+        <w:t xml:space="preserve"> </w:t>
+      </w:r>
+      <w:r>
+        <w:t xml:space="preserve">&gt; Indique les règles de conservation pour les propositions adoptées et rejetées, ce qui constitue le registre de décision, et l’obligation de mise à jour de l’historique des versions.</w:t>
       </w:r>
     </w:p>
     <w:p>
@@ -941,24 +997,34 @@
     </w:p>
     <w:p>
       <w:pPr>
-        <w:pStyle w:val="BlockText"/>
-      </w:pPr>
-      <w:r>
-        <w:t xml:space="preserve">**Justification — Pourquoi rendre les re-votes possibles mais encadrés **</w:t>
-      </w:r>
-    </w:p>
-    <w:p>
-      <w:pPr>
-        <w:pStyle w:val="BlockText"/>
-      </w:pPr>
-      <w:r>
-        <w:t xml:space="preserve">Un système de gouvernance sans voie d’appel fige les erreurs en règles permanentes ; un système avec des voies d’appel informelles illimitées ne règle jamais rien. Permettre à tout membre actif de déclencher un re-vote — mais uniquement avec une objection écrite et motivée soulevant un point non encore traité — maintient le système auto-correctif sans transformer chaque décision en référendum permanent.</w:t>
-      </w:r>
-    </w:p>
-    <w:p>
-      <w:pPr>
-        <w:pStyle w:val="BlockText"/>
-      </w:pPr>
+        <w:pStyle w:val="BodyText"/>
+      </w:pPr>
+      <w:r>
+        <w:t xml:space="preserve">&gt; **Justification — Pourquoi rendre les re-votes possibles mais encadrés **</w:t>
+      </w:r>
+      <w:r>
+        <w:t xml:space="preserve"> </w:t>
+      </w:r>
+      <w:r>
+        <w:t xml:space="preserve">&gt;</w:t>
+      </w:r>
+      <w:r>
+        <w:t xml:space="preserve"> </w:t>
+      </w:r>
+      <w:r>
+        <w:t xml:space="preserve">&gt; Un système de gouvernance sans voie d’appel fige les erreurs en règles permanentes ; un système avec des voies d’appel informelles illimitées ne règle jamais rien. Permettre à tout membre actif de déclencher un re-vote — mais uniquement avec une objection écrite et motivée soulevant un point non encore traité — maintient le système auto-correctif sans transformer chaque décision en référendum permanent.</w:t>
+      </w:r>
+    </w:p>
+    <w:p>
+      <w:pPr>
+        <w:pStyle w:val="BodyText"/>
+      </w:pPr>
+      <w:r>
+        <w:t xml:space="preserve">&gt;</w:t>
+      </w:r>
+      <w:r>
+        <w:t xml:space="preserve"> </w:t>
+      </w:r>
       <w:r>
         <w:rPr>
           <w:b/>
@@ -966,13 +1032,17 @@
         </w:rPr>
         <w:t xml:space="preserve">Instructions — Comment remplir cette section</w:t>
       </w:r>
-    </w:p>
-    <w:p>
-      <w:pPr>
-        <w:pStyle w:val="BlockText"/>
-      </w:pPr>
-      <w:r>
-        <w:t xml:space="preserve">Définis les conditions pour déclencher un re-vote, le format de l’objection, et le seuil/mécanisme du re-vote lui-même.</w:t>
+      <w:r>
+        <w:t xml:space="preserve"> </w:t>
+      </w:r>
+      <w:r>
+        <w:t xml:space="preserve">&gt;</w:t>
+      </w:r>
+      <w:r>
+        <w:t xml:space="preserve"> </w:t>
+      </w:r>
+      <w:r>
+        <w:t xml:space="preserve">&gt; Définis les conditions pour déclencher un re-vote, le format de l’objection, et le seuil/mécanisme du re-vote lui-même.</w:t>
       </w:r>
     </w:p>
     <w:p>
@@ -1080,24 +1150,34 @@
     </w:p>
     <w:p>
       <w:pPr>
-        <w:pStyle w:val="BlockText"/>
-      </w:pPr>
-      <w:r>
-        <w:t xml:space="preserve">**Justification — Pourquoi prédéfinir la résolution des conflits **</w:t>
-      </w:r>
-    </w:p>
-    <w:p>
-      <w:pPr>
-        <w:pStyle w:val="BlockText"/>
-      </w:pPr>
-      <w:r>
-        <w:t xml:space="preserve">Quand deux décisions pointent dans des directions différentes, quelqu’un doit choisir laquelle prime — et si ce choix est fait de manière ad hoc, cela se réduit à celui qui a l’autorité ou l’énergie pour imposer sa lecture. Une règle de préséance fixe (le type supérieur l’emporte ; la plus récente l’emporte à type égal) résout les conflits mécaniquement, sans appel au jugement.</w:t>
-      </w:r>
-    </w:p>
-    <w:p>
-      <w:pPr>
-        <w:pStyle w:val="BlockText"/>
-      </w:pPr>
+        <w:pStyle w:val="BodyText"/>
+      </w:pPr>
+      <w:r>
+        <w:t xml:space="preserve">&gt; **Justification — Pourquoi prédéfinir la résolution des conflits **</w:t>
+      </w:r>
+      <w:r>
+        <w:t xml:space="preserve"> </w:t>
+      </w:r>
+      <w:r>
+        <w:t xml:space="preserve">&gt;</w:t>
+      </w:r>
+      <w:r>
+        <w:t xml:space="preserve"> </w:t>
+      </w:r>
+      <w:r>
+        <w:t xml:space="preserve">&gt; Quand deux décisions pointent dans des directions différentes, quelqu’un doit choisir laquelle prime — et si ce choix est fait de manière ad hoc, cela se réduit à celui qui a l’autorité ou l’énergie pour imposer sa lecture. Une règle de préséance fixe (le type supérieur l’emporte ; la plus récente l’emporte à type égal) résout les conflits mécaniquement, sans appel au jugement.</w:t>
+      </w:r>
+    </w:p>
+    <w:p>
+      <w:pPr>
+        <w:pStyle w:val="BodyText"/>
+      </w:pPr>
+      <w:r>
+        <w:t xml:space="preserve">&gt;</w:t>
+      </w:r>
+      <w:r>
+        <w:t xml:space="preserve"> </w:t>
+      </w:r>
       <w:r>
         <w:rPr>
           <w:b/>
@@ -1105,13 +1185,17 @@
         </w:rPr>
         <w:t xml:space="preserve">Instructions — Comment remplir cette section</w:t>
       </w:r>
-    </w:p>
-    <w:p>
-      <w:pPr>
-        <w:pStyle w:val="BlockText"/>
-      </w:pPr>
-      <w:r>
-        <w:t xml:space="preserve">Indique la règle de préséance (typiquement : le type de décision supérieur prévaut ; la plus récente l’emporte à type égal, sauf verrouillage explicite).</w:t>
+      <w:r>
+        <w:t xml:space="preserve"> </w:t>
+      </w:r>
+      <w:r>
+        <w:t xml:space="preserve">&gt;</w:t>
+      </w:r>
+      <w:r>
+        <w:t xml:space="preserve"> </w:t>
+      </w:r>
+      <w:r>
+        <w:t xml:space="preserve">&gt; Indique la règle de préséance (typiquement : le type de décision supérieur prévaut ; la plus récente l’emporte à type égal, sauf verrouillage explicite).</w:t>
       </w:r>
     </w:p>
     <w:p>
@@ -1251,24 +1335,34 @@
     </w:p>
     <w:p>
       <w:pPr>
-        <w:pStyle w:val="BlockText"/>
-      </w:pPr>
-      <w:r>
-        <w:t xml:space="preserve">**Justification — Pourquoi planifier les défaillances de gouvernance à l’avance **</w:t>
-      </w:r>
-    </w:p>
-    <w:p>
-      <w:pPr>
-        <w:pStyle w:val="BlockText"/>
-      </w:pPr>
-      <w:r>
-        <w:t xml:space="preserve">Tout système de gouvernance échoue quelque part — capturé par un sous-groupe, figé par des vetos informels, dévié par un titulaire de rôle qui a discrètement élargi son périmètre. Nommer les modes de défaillance spécifiques à l’avance, intégrer des voies de contestation à l’abri de représailles, et exiger une révision formelle lorsque les défaillances s’accumulent, voilà ce qui empêche la gouvernance de se vider lentement de sa substance sans que personne ne s’en aperçoive.</w:t>
-      </w:r>
-    </w:p>
-    <w:p>
-      <w:pPr>
-        <w:pStyle w:val="BlockText"/>
-      </w:pPr>
+        <w:pStyle w:val="BodyText"/>
+      </w:pPr>
+      <w:r>
+        <w:t xml:space="preserve">&gt; **Justification — Pourquoi planifier les défaillances de gouvernance à l’avance **</w:t>
+      </w:r>
+      <w:r>
+        <w:t xml:space="preserve"> </w:t>
+      </w:r>
+      <w:r>
+        <w:t xml:space="preserve">&gt;</w:t>
+      </w:r>
+      <w:r>
+        <w:t xml:space="preserve"> </w:t>
+      </w:r>
+      <w:r>
+        <w:t xml:space="preserve">&gt; Tout système de gouvernance échoue quelque part — capturé par un sous-groupe, figé par des vetos informels, dévié par un titulaire de rôle qui a discrètement élargi son périmètre. Nommer les modes de défaillance spécifiques à l’avance, intégrer des voies de contestation à l’abri de représailles, et exiger une révision formelle lorsque les défaillances s’accumulent, voilà ce qui empêche la gouvernance de se vider lentement de sa substance sans que personne ne s’en aperçoive.</w:t>
+      </w:r>
+    </w:p>
+    <w:p>
+      <w:pPr>
+        <w:pStyle w:val="BodyText"/>
+      </w:pPr>
+      <w:r>
+        <w:t xml:space="preserve">&gt;</w:t>
+      </w:r>
+      <w:r>
+        <w:t xml:space="preserve"> </w:t>
+      </w:r>
       <w:r>
         <w:rPr>
           <w:b/>
@@ -1276,13 +1370,17 @@
         </w:rPr>
         <w:t xml:space="preserve">Instructions — Comment remplir cette section</w:t>
       </w:r>
-    </w:p>
-    <w:p>
-      <w:pPr>
-        <w:pStyle w:val="BlockText"/>
-      </w:pPr>
-      <w:r>
-        <w:t xml:space="preserve">Pour chaque mode de défaillance nommé, indique le garde-fou correspondant. Inclus un déclencheur qui impose une révision constitutionnelle si les défaillances s’accumulent.</w:t>
+      <w:r>
+        <w:t xml:space="preserve"> </w:t>
+      </w:r>
+      <w:r>
+        <w:t xml:space="preserve">&gt;</w:t>
+      </w:r>
+      <w:r>
+        <w:t xml:space="preserve"> </w:t>
+      </w:r>
+      <w:r>
+        <w:t xml:space="preserve">&gt; Pour chaque mode de défaillance nommé, indique le garde-fou correspondant. Inclus un déclencheur qui impose une révision constitutionnelle si les défaillances s’accumulent.</w:t>
       </w:r>
     </w:p>
     <w:p>
@@ -1476,6 +1574,9 @@
       <w:r>
         <w:t xml:space="preserve"> </w:t>
       </w:r>
+      <w:r>
+        <w:t xml:space="preserve">&lt;AAAA-MM-JJ&gt;</w:t>
+      </w:r>
     </w:p>
     <w:p>
       <w:pPr>
@@ -1516,6 +1617,9 @@
       </w:r>
       <w:r>
         <w:t xml:space="preserve"> </w:t>
+      </w:r>
+      <w:r>
+        <w:t xml:space="preserve">&lt;version&gt;</w:t>
       </w:r>
     </w:p>
     <w:p>

--- a/static/downloads/fr/docx/layer-2/governance-protocol.docx
+++ b/static/downloads/fr/docx/layer-2/governance-protocol.docx
@@ -87,7 +87,7 @@
         <w:t xml:space="preserve"> </w:t>
       </w:r>
       <w:r>
-        <w:t xml:space="preserve">2026-07-07</w:t>
+        <w:t xml:space="preserve">2026-08-31</w:t>
       </w:r>
     </w:p>
     <w:p>
